--- a/docs/GUIDE_gui.docx
+++ b/docs/GUIDE_gui.docx
@@ -15,7 +15,49 @@
         <w:pStyle w:val="BodyText"/>
       </w:pPr>
       <w:r>
-        <w:t xml:space="preserve">The window does no science. It builds command lines for the scripts in 3D/tools and 3D/model, runs them as subprocesses with live output, and shows you the results. Anything it can do, you can do by typing the command it displays, and the command is shown on every page before you press Run.</w:t>
+        <w:rPr>
+          <w:bCs/>
+          <w:b/>
+        </w:rPr>
+        <w:t xml:space="preserve">Shahram Asgari and Christof Meile, Meile Lab, Department of Marine Sciences, University of Georgia.</w:t>
+      </w:r>
+      <w:r>
+        <w:t xml:space="preserve"> </w:t>
+      </w:r>
+      <w:r>
+        <w:t xml:space="preserve">The application is ours end to end; the scripts it drives are too, apart from the ported pieces named in LICENSING.md.</w:t>
+      </w:r>
+    </w:p>
+    <w:p>
+      <w:pPr>
+        <w:pStyle w:val="BodyText"/>
+      </w:pPr>
+      <w:r>
+        <w:t xml:space="preserve">The window does no science. It builds command lines for the scripts in</w:t>
+      </w:r>
+      <w:r>
+        <w:t xml:space="preserve"> </w:t>
+      </w:r>
+      <w:r>
+        <w:t xml:space="preserve">3D/tools and 3D/model, runs them as subprocesses with live output, and</w:t>
+      </w:r>
+      <w:r>
+        <w:t xml:space="preserve"> </w:t>
+      </w:r>
+      <w:r>
+        <w:t xml:space="preserve">shows you the results. Anything it can do, you can do by typing the</w:t>
+      </w:r>
+      <w:r>
+        <w:t xml:space="preserve"> </w:t>
+      </w:r>
+      <w:r>
+        <w:t xml:space="preserve">command it displays, and the command is shown on every page before you</w:t>
+      </w:r>
+      <w:r>
+        <w:t xml:space="preserve"> </w:t>
+      </w:r>
+      <w:r>
+        <w:t xml:space="preserve">press Run.</w:t>
       </w:r>
     </w:p>
     <w:p>
@@ -31,25 +73,22 @@
         <w:pStyle w:val="BodyText"/>
       </w:pPr>
       <w:r>
-        <w:t xml:space="preserve">Five Python files, plus two launchers and the text the Tutorial button shows. One is the window; the rest install it and test it.</w:t>
-      </w:r>
+        <w:t>Six Python files, plus two launchers and the text the Tutorial button shows. One is the window; the rest install it and test it.</w:t>
+      </w:r>
+      <w:r/>
+      <w:r/>
     </w:p>
     <w:tbl>
       <w:tblPr>
         <w:tblStyle w:val="Table"/>
-        <w:tblW w:type="pct" w:w="5000"/>
-        <w:tblLook w:firstRow="1" w:lastRow="0" w:firstColumn="0" w:lastColumn="0" w:noHBand="0" w:noVBand="0" w:val="0020"/>
+        <w:tblW w:type="pct" w:w="4865"/>
+        <w:tblLook w:firstRow="0" w:lastRow="0" w:firstColumn="0" w:lastColumn="0" w:noHBand="0" w:noVBand="0" w:val="0000"/>
         <w:jc w:val="start"/>
       </w:tblPr>
       <w:tblGrid>
-        <w:gridCol w:w="2640"/>
-        <w:gridCol w:w="2640"/>
-        <w:gridCol w:w="2640"/>
+        <w:gridCol w:w="7705"/>
       </w:tblGrid>
       <w:tr>
-        <w:trPr>
-          <w:tblHeader w:val="true"/>
-        </w:trPr>
         <w:tc>
           <w:tcPr/>
           <w:p>
@@ -58,31 +97,151 @@
               <w:jc w:val="left"/>
             </w:pPr>
             <w:r>
-              <w:t xml:space="preserve">file</w:t>
-            </w:r>
-          </w:p>
-        </w:tc>
-        <w:tc>
-          <w:tcPr/>
-          <w:p>
-            <w:pPr>
-              <w:pStyle w:val="Compact"/>
-              <w:jc w:val="left"/>
-            </w:pPr>
-            <w:r>
-              <w:t xml:space="preserve">lines</w:t>
-            </w:r>
-          </w:p>
-        </w:tc>
-        <w:tc>
-          <w:tcPr/>
-          <w:p>
-            <w:pPr>
-              <w:pStyle w:val="Compact"/>
-              <w:jc w:val="left"/>
-            </w:pPr>
-            <w:r>
-              <w:t xml:space="preserve">what it is for</w:t>
+              <w:t xml:space="preserve">file lines what it is for prt_gui.py | 6222 | The whole window:</w:t>
+            </w:r>
+            <w:r>
+              <w:t xml:space="preserve"> </w:t>
+            </w:r>
+            <w:r>
+              <w:t xml:space="preserve">nineteen action pages, the HDF5 viewer, the log, the problem list and</w:t>
+            </w:r>
+            <w:r>
+              <w:t xml:space="preserve"> </w:t>
+            </w:r>
+            <w:r>
+              <w:t xml:space="preserve">the live training monitor. | —|:—|:—| install_requirements.py</w:t>
+            </w:r>
+            <w:r>
+              <w:t xml:space="preserve"> </w:t>
+            </w:r>
+            <w:r>
+              <w:t xml:space="preserve">| 153 | Installs the dependencies into the interpreter that runs the</w:t>
+            </w:r>
+            <w:r>
+              <w:t xml:space="preserve"> </w:t>
+            </w:r>
+            <w:r>
+              <w:t xml:space="preserve">analysis scripts, which is the point. | test_gui_commands.py | 545 |</w:t>
+            </w:r>
+            <w:r>
+              <w:t xml:space="preserve"> </w:t>
+            </w:r>
+            <w:r>
+              <w:t xml:space="preserve">Checks headlessly that every button emits a command the receiving</w:t>
+            </w:r>
+            <w:r>
+              <w:t xml:space="preserve"> </w:t>
+            </w:r>
+            <w:r>
+              <w:t xml:space="preserve">script's own parser will accept. | test_gui_widgets.py | 555 |</w:t>
+            </w:r>
+            <w:r>
+              <w:t xml:space="preserve"> </w:t>
+            </w:r>
+            <w:r>
+              <w:t xml:space="preserve">Builds the real window and clicks through every page, so a page that</w:t>
+            </w:r>
+            <w:r>
+              <w:t xml:space="preserve"> </w:t>
+            </w:r>
+            <w:r>
+              <w:t xml:space="preserve">crashes on open fails here rather than in front of you. |</w:t>
+            </w:r>
+            <w:r>
+              <w:t xml:space="preserve"> </w:t>
+            </w:r>
+            <w:r>
+              <w:t xml:space="preserve">test_gui_sweep_modes.py | 110 | Checks the other half of every</w:t>
+            </w:r>
+            <w:r>
+              <w:t xml:space="preserve"> </w:t>
+            </w:r>
+            <w:r>
+              <w:t xml:space="preserve">range-or-exact-numbers box: that exact numbers are accepted, and that</w:t>
+            </w:r>
+            <w:r>
+              <w:t xml:space="preserve"> </w:t>
+            </w:r>
+            <w:r>
+              <w:t xml:space="preserve">switching to them removes the range flags rather than sending both. |</w:t>
+            </w:r>
+            <w:r>
+              <w:t xml:space="preserve"> </w:t>
+            </w:r>
+            <w:r>
+              <w:t xml:space="preserve">PRT-DeepONet.bat, prt-deeponet.sh | - | The launchers, one per</w:t>
+            </w:r>
+            <w:r>
+              <w:t xml:space="preserve"> </w:t>
+            </w:r>
+            <w:r>
+              <w:t xml:space="preserve">platform. Both start the same window. | TUTORIAL.txt</w:t>
+            </w:r>
+            <w:r>
+              <w:t xml:space="preserve"> </w:t>
+            </w:r>
+            <w:r>
+              <w:t xml:space="preserve">————————- | - ———————– | The text the</w:t>
+            </w:r>
+            <w:r>
+              <w:t xml:space="preserve"> </w:t>
+            </w:r>
+            <w:r>
+              <w:t xml:space="preserve">Tutorial button shows, five worked projects. Plain text on purpose, so</w:t>
+            </w:r>
+            <w:r>
+              <w:t xml:space="preserve"> </w:t>
+            </w:r>
+            <w:r>
+              <w:t xml:space="preserve">it can be read without the window. ———————— | at the</w:t>
+            </w:r>
+            <w:r>
+              <w:t xml:space="preserve"> </w:t>
+            </w:r>
+            <w:r>
+              <w:t xml:space="preserve">window is made of | | | xteen action pages exist. ique to 3D, three</w:t>
+            </w:r>
+            <w:r>
+              <w:t xml:space="preserve"> </w:t>
+            </w:r>
+            <w:r>
+              <w:t xml:space="preserve">to 2D, p left, Working in 3D or | Each mode shows thirtee nd the rest</w:t>
+            </w:r>
+            <w:r>
+              <w:t xml:space="preserve"> </w:t>
+            </w:r>
+            <w:r>
+              <w:t xml:space="preserve">are shared. D, rebuilds the sidebar | of them: three are The switch at</w:t>
+            </w:r>
+            <w:r>
+              <w:t xml:space="preserve"> </w:t>
+            </w:r>
+            <w:r>
+              <w:t xml:space="preserve">the | ————————- group | ———————– pages</w:t>
+            </w:r>
+            <w:r>
+              <w:t xml:space="preserve"> </w:t>
+            </w:r>
+            <w:r>
+              <w:t xml:space="preserve">| ——————— | Set up Install the Python packages. Check</w:t>
+            </w:r>
+            <w:r>
+              <w:t xml:space="preserve"> </w:t>
+            </w:r>
+            <w:r>
+              <w:t xml:space="preserve">everything at once. Run 2D or 3D simulations to train on. In 2D also:</w:t>
+            </w:r>
+            <w:r>
+              <w:t xml:space="preserve"> </w:t>
+            </w:r>
+            <w:r>
+              <w:t xml:space="preserve">Load somebody else’s 2D simulations, and Warm-start from the published</w:t>
+            </w:r>
+            <w:r>
+              <w:t xml:space="preserve"> </w:t>
+            </w:r>
+            <w:r>
+              <w:t xml:space="preserve">2D weights. In 3D also: Generate pore geometries.</w:t>
             </w:r>
           </w:p>
         </w:tc>
@@ -96,31 +255,19 @@
               <w:jc w:val="left"/>
             </w:pPr>
             <w:r>
-              <w:t xml:space="preserve">prt_gui.py</w:t>
-            </w:r>
-          </w:p>
-        </w:tc>
-        <w:tc>
-          <w:tcPr/>
-          <w:p>
-            <w:pPr>
-              <w:pStyle w:val="Compact"/>
-              <w:jc w:val="left"/>
-            </w:pPr>
-            <w:r>
-              <w:t xml:space="preserve">6066</w:t>
-            </w:r>
-          </w:p>
-        </w:tc>
-        <w:tc>
-          <w:tcPr/>
-          <w:p>
-            <w:pPr>
-              <w:pStyle w:val="Compact"/>
-              <w:jc w:val="left"/>
-            </w:pPr>
-            <w:r>
-              <w:t xml:space="preserve">The whole window: sixteen action pages, the HDF5 viewer, the log, the problem list and the live training monitor.</w:t>
+              <w:t xml:space="preserve">Simulate Collect CompLaB output into a dataset. Collect CompLaB runs</w:t>
+            </w:r>
+            <w:r>
+              <w:t xml:space="preserve"> </w:t>
+            </w:r>
+            <w:r>
+              <w:t xml:space="preserve">you set up by hand. In 3D also: Build the CompLaB simulation campaign,</w:t>
+            </w:r>
+            <w:r>
+              <w:t xml:space="preserve"> </w:t>
+            </w:r>
+            <w:r>
+              <w:t xml:space="preserve">and Build the 2D transfer set.</w:t>
             </w:r>
           </w:p>
         </w:tc>
@@ -134,31 +281,13 @@
               <w:jc w:val="left"/>
             </w:pPr>
             <w:r>
-              <w:t xml:space="preserve">install_requirements.py</w:t>
-            </w:r>
-          </w:p>
-        </w:tc>
-        <w:tc>
-          <w:tcPr/>
-          <w:p>
-            <w:pPr>
-              <w:pStyle w:val="Compact"/>
-              <w:jc w:val="left"/>
-            </w:pPr>
-            <w:r>
-              <w:t xml:space="preserve">153</w:t>
-            </w:r>
-          </w:p>
-        </w:tc>
-        <w:tc>
-          <w:tcPr/>
-          <w:p>
-            <w:pPr>
-              <w:pStyle w:val="Compact"/>
-              <w:jc w:val="left"/>
-            </w:pPr>
-            <w:r>
-              <w:t xml:space="preserve">Installs the dependencies into the interpreter that runs the analysis scripts, which is the point.</w:t>
+              <w:t xml:space="preserve">Learn Train the network. Evaluate a trained network. Run the switch</w:t>
+            </w:r>
+            <w:r>
+              <w:t xml:space="preserve"> </w:t>
+            </w:r>
+            <w:r>
+              <w:t xml:space="preserve">comparison.</w:t>
             </w:r>
           </w:p>
         </w:tc>
@@ -172,31 +301,7 @@
               <w:jc w:val="left"/>
             </w:pPr>
             <w:r>
-              <w:t xml:space="preserve">test_gui_commands.py</w:t>
-            </w:r>
-          </w:p>
-        </w:tc>
-        <w:tc>
-          <w:tcPr/>
-          <w:p>
-            <w:pPr>
-              <w:pStyle w:val="Compact"/>
-              <w:jc w:val="left"/>
-            </w:pPr>
-            <w:r>
-              <w:t xml:space="preserve">545</w:t>
-            </w:r>
-          </w:p>
-        </w:tc>
-        <w:tc>
-          <w:tcPr/>
-          <w:p>
-            <w:pPr>
-              <w:pStyle w:val="Compact"/>
-              <w:jc w:val="left"/>
-            </w:pPr>
-            <w:r>
-              <w:t xml:space="preserve">Checks headlessly that every button emits a command the receiving script's own parser will accept.</w:t>
+              <w:t xml:space="preserve">Predict Predict on a new geometry.</w:t>
             </w:r>
           </w:p>
         </w:tc>
@@ -210,31 +315,13 @@
               <w:jc w:val="left"/>
             </w:pPr>
             <w:r>
-              <w:t xml:space="preserve">test_gui_widgets.py</w:t>
-            </w:r>
-          </w:p>
-        </w:tc>
-        <w:tc>
-          <w:tcPr/>
-          <w:p>
-            <w:pPr>
-              <w:pStyle w:val="Compact"/>
-              <w:jc w:val="left"/>
-            </w:pPr>
-            <w:r>
-              <w:t xml:space="preserve">555</w:t>
-            </w:r>
-          </w:p>
-        </w:tc>
-        <w:tc>
-          <w:tcPr/>
-          <w:p>
-            <w:pPr>
-              <w:pStyle w:val="Compact"/>
-              <w:jc w:val="left"/>
-            </w:pPr>
-            <w:r>
-              <w:t xml:space="preserve">Builds the real window and clicks through every page, so a page that crashes on open fails here rather than in front of you.</w:t>
+              <w:t xml:space="preserve">The published release In 2D mode: browse its 3000 domains, its</w:t>
+            </w:r>
+            <w:r>
+              <w:t xml:space="preserve"> </w:t>
+            </w:r>
+            <w:r>
+              <w:t xml:space="preserve">notebooks, and its trained models.</w:t>
             </w:r>
           </w:p>
         </w:tc>
@@ -248,31 +335,7 @@
               <w:jc w:val="left"/>
             </w:pPr>
             <w:r>
-              <w:t xml:space="preserve">test_gui_sweep_modes.py</w:t>
-            </w:r>
-          </w:p>
-        </w:tc>
-        <w:tc>
-          <w:tcPr/>
-          <w:p>
-            <w:pPr>
-              <w:pStyle w:val="Compact"/>
-              <w:jc w:val="left"/>
-            </w:pPr>
-            <w:r>
-              <w:t xml:space="preserve">110</w:t>
-            </w:r>
-          </w:p>
-        </w:tc>
-        <w:tc>
-          <w:tcPr/>
-          <w:p>
-            <w:pPr>
-              <w:pStyle w:val="Compact"/>
-              <w:jc w:val="left"/>
-            </w:pPr>
-            <w:r>
-              <w:t xml:space="preserve">Checks the other half of every range-or-exact-numbers box: that exact numbers are accepted, and that switching to them removes the range flags rather than sending both.</w:t>
+              <w:t xml:space="preserve">Feed 2D into 3D In 2D mode: build the 2D transfer set.</w:t>
             </w:r>
           </w:p>
         </w:tc>
@@ -286,31 +349,13 @@
               <w:jc w:val="left"/>
             </w:pPr>
             <w:r>
-              <w:t xml:space="preserve">PRT-DeepONet.bat, prt-deeponet.sh</w:t>
-            </w:r>
-          </w:p>
-        </w:tc>
-        <w:tc>
-          <w:tcPr/>
-          <w:p>
-            <w:pPr>
-              <w:pStyle w:val="Compact"/>
-              <w:jc w:val="left"/>
-            </w:pPr>
-            <w:r>
-              <w:t xml:space="preserve">-</w:t>
-            </w:r>
-          </w:p>
-        </w:tc>
-        <w:tc>
-          <w:tcPr/>
-          <w:p>
-            <w:pPr>
-              <w:pStyle w:val="Compact"/>
-              <w:jc w:val="left"/>
-            </w:pPr>
-            <w:r>
-              <w:t xml:space="preserve">The launchers, one per platform. Both start the same window.</w:t>
+              <w:t xml:space="preserve">Look at results Viewer. Opens geometries, 2D domains, datasets and</w:t>
+            </w:r>
+            <w:r>
+              <w:t xml:space="preserve"> </w:t>
+            </w:r>
+            <w:r>
+              <w:t xml:space="preserve">predictions.</w:t>
             </w:r>
           </w:p>
         </w:tc>
@@ -324,31 +369,13 @@
               <w:jc w:val="left"/>
             </w:pPr>
             <w:r>
-              <w:t xml:space="preserve">TUTORIAL.txt</w:t>
-            </w:r>
-          </w:p>
-        </w:tc>
-        <w:tc>
-          <w:tcPr/>
-          <w:p>
-            <w:pPr>
-              <w:pStyle w:val="Compact"/>
-              <w:jc w:val="left"/>
-            </w:pPr>
-            <w:r>
-              <w:t xml:space="preserve">-</w:t>
-            </w:r>
-          </w:p>
-        </w:tc>
-        <w:tc>
-          <w:tcPr/>
-          <w:p>
-            <w:pPr>
-              <w:pStyle w:val="Compact"/>
-              <w:jc w:val="left"/>
-            </w:pPr>
-            <w:r>
-              <w:t xml:space="preserve">The text the Tutorial button shows, five worked projects. Plain text on purpose, so it can be read without the window.</w:t>
+              <w:t xml:space="preserve">Help Tutorial, five worked projects. What this simulator can and cannot</w:t>
+            </w:r>
+            <w:r>
+              <w:t xml:space="preserve"> </w:t>
+            </w:r>
+            <w:r>
+              <w:t xml:space="preserve">do.</w:t>
             </w:r>
           </w:p>
         </w:tc>
@@ -359,272 +386,47 @@
         <w:pStyle w:val="BodyText"/>
       </w:pPr>
       <w:r>
-        <w:t xml:space="preserve">What the window is made of</w:t>
-      </w:r>
-    </w:p>
-    <w:p>
-      <w:pPr>
-        <w:pStyle w:val="BodyText"/>
-      </w:pPr>
-      <w:r>
-        <w:t xml:space="preserve">Sixteen action pages exist. Each mode shows thirteen of them: three are unique to 3D, three to 2D, and the rest are shared. The switch at the top left, Working in 3D or 2D, rebuilds the sidebar.</w:t>
-      </w:r>
-    </w:p>
-    <w:tbl>
-      <w:tblPr>
-        <w:tblStyle w:val="Table"/>
-        <w:tblW w:type="pct" w:w="5000"/>
-        <w:tblLook w:firstRow="1" w:lastRow="0" w:firstColumn="0" w:lastColumn="0" w:noHBand="0" w:noVBand="0" w:val="0020"/>
-        <w:jc w:val="start"/>
-      </w:tblPr>
-      <w:tblGrid>
-        <w:gridCol w:w="3960"/>
-        <w:gridCol w:w="3960"/>
-      </w:tblGrid>
-      <w:tr>
-        <w:trPr>
-          <w:tblHeader w:val="true"/>
-        </w:trPr>
-        <w:tc>
-          <w:tcPr/>
-          <w:p>
-            <w:pPr>
-              <w:pStyle w:val="Compact"/>
-              <w:jc w:val="left"/>
-            </w:pPr>
-            <w:r>
-              <w:t xml:space="preserve">group</w:t>
-            </w:r>
-          </w:p>
-        </w:tc>
-        <w:tc>
-          <w:tcPr/>
-          <w:p>
-            <w:pPr>
-              <w:pStyle w:val="Compact"/>
-              <w:jc w:val="left"/>
-            </w:pPr>
-            <w:r>
-              <w:t xml:space="preserve">pages</w:t>
-            </w:r>
-          </w:p>
-        </w:tc>
-      </w:tr>
-      <w:tr>
-        <w:tc>
-          <w:tcPr/>
-          <w:p>
-            <w:pPr>
-              <w:pStyle w:val="Compact"/>
-              <w:jc w:val="left"/>
-            </w:pPr>
-            <w:r>
-              <w:t xml:space="preserve">Set up</w:t>
-            </w:r>
-          </w:p>
-        </w:tc>
-        <w:tc>
-          <w:tcPr/>
-          <w:p>
-            <w:pPr>
-              <w:pStyle w:val="Compact"/>
-              <w:jc w:val="left"/>
-            </w:pPr>
-            <w:r>
-              <w:t xml:space="preserve">Install the Python packages. Check everything at once. Run 2D or 3D simulations to train on. In 2D also: Load somebody else’s 2D simulations, and Warm-start from the published 2D weights. In 3D also: Generate pore geometries.</w:t>
-            </w:r>
-          </w:p>
-        </w:tc>
-      </w:tr>
-      <w:tr>
-        <w:tc>
-          <w:tcPr/>
-          <w:p>
-            <w:pPr>
-              <w:pStyle w:val="Compact"/>
-              <w:jc w:val="left"/>
-            </w:pPr>
-            <w:r>
-              <w:t xml:space="preserve">Simulate</w:t>
-            </w:r>
-          </w:p>
-        </w:tc>
-        <w:tc>
-          <w:tcPr/>
-          <w:p>
-            <w:pPr>
-              <w:pStyle w:val="Compact"/>
-              <w:jc w:val="left"/>
-            </w:pPr>
-            <w:r>
-              <w:t xml:space="preserve">Collect CompLaB output into a dataset. Collect CompLaB runs you set up by hand. In 3D also: Build the CompLaB simulation campaign, and Build the 2D transfer set.</w:t>
-            </w:r>
-          </w:p>
-        </w:tc>
-      </w:tr>
-      <w:tr>
-        <w:tc>
-          <w:tcPr/>
-          <w:p>
-            <w:pPr>
-              <w:pStyle w:val="Compact"/>
-              <w:jc w:val="left"/>
-            </w:pPr>
-            <w:r>
-              <w:t xml:space="preserve">Learn</w:t>
-            </w:r>
-          </w:p>
-        </w:tc>
-        <w:tc>
-          <w:tcPr/>
-          <w:p>
-            <w:pPr>
-              <w:pStyle w:val="Compact"/>
-              <w:jc w:val="left"/>
-            </w:pPr>
-            <w:r>
-              <w:t xml:space="preserve">Train the network. Evaluate a trained network. Run the switch comparison.</w:t>
-            </w:r>
-          </w:p>
-        </w:tc>
-      </w:tr>
-      <w:tr>
-        <w:tc>
-          <w:tcPr/>
-          <w:p>
-            <w:pPr>
-              <w:pStyle w:val="Compact"/>
-              <w:jc w:val="left"/>
-            </w:pPr>
-            <w:r>
-              <w:t xml:space="preserve">Predict</w:t>
-            </w:r>
-          </w:p>
-        </w:tc>
-        <w:tc>
-          <w:tcPr/>
-          <w:p>
-            <w:pPr>
-              <w:pStyle w:val="Compact"/>
-              <w:jc w:val="left"/>
-            </w:pPr>
-            <w:r>
-              <w:t xml:space="preserve">Predict on a new geometry.</w:t>
-            </w:r>
-          </w:p>
-        </w:tc>
-      </w:tr>
-      <w:tr>
-        <w:tc>
-          <w:tcPr/>
-          <w:p>
-            <w:pPr>
-              <w:pStyle w:val="Compact"/>
-              <w:jc w:val="left"/>
-            </w:pPr>
-            <w:r>
-              <w:t xml:space="preserve">The published release</w:t>
-            </w:r>
-          </w:p>
-        </w:tc>
-        <w:tc>
-          <w:tcPr/>
-          <w:p>
-            <w:pPr>
-              <w:pStyle w:val="Compact"/>
-              <w:jc w:val="left"/>
-            </w:pPr>
-            <w:r>
-              <w:t xml:space="preserve">In 2D mode: browse its 3000 domains, its notebooks, and its trained models.</w:t>
-            </w:r>
-          </w:p>
-        </w:tc>
-      </w:tr>
-      <w:tr>
-        <w:tc>
-          <w:tcPr/>
-          <w:p>
-            <w:pPr>
-              <w:pStyle w:val="Compact"/>
-              <w:jc w:val="left"/>
-            </w:pPr>
-            <w:r>
-              <w:t xml:space="preserve">Feed 2D into 3D</w:t>
-            </w:r>
-          </w:p>
-        </w:tc>
-        <w:tc>
-          <w:tcPr/>
-          <w:p>
-            <w:pPr>
-              <w:pStyle w:val="Compact"/>
-              <w:jc w:val="left"/>
-            </w:pPr>
-            <w:r>
-              <w:t xml:space="preserve">In 2D mode: build the 2D transfer set.</w:t>
-            </w:r>
-          </w:p>
-        </w:tc>
-      </w:tr>
-      <w:tr>
-        <w:tc>
-          <w:tcPr/>
-          <w:p>
-            <w:pPr>
-              <w:pStyle w:val="Compact"/>
-              <w:jc w:val="left"/>
-            </w:pPr>
-            <w:r>
-              <w:t xml:space="preserve">Look at results</w:t>
-            </w:r>
-          </w:p>
-        </w:tc>
-        <w:tc>
-          <w:tcPr/>
-          <w:p>
-            <w:pPr>
-              <w:pStyle w:val="Compact"/>
-              <w:jc w:val="left"/>
-            </w:pPr>
-            <w:r>
-              <w:t xml:space="preserve">Viewer. Opens geometries, 2D domains, datasets and predictions.</w:t>
-            </w:r>
-          </w:p>
-        </w:tc>
-      </w:tr>
-      <w:tr>
-        <w:tc>
-          <w:tcPr/>
-          <w:p>
-            <w:pPr>
-              <w:pStyle w:val="Compact"/>
-              <w:jc w:val="left"/>
-            </w:pPr>
-            <w:r>
-              <w:t xml:space="preserve">Help</w:t>
-            </w:r>
-          </w:p>
-        </w:tc>
-        <w:tc>
-          <w:tcPr/>
-          <w:p>
-            <w:pPr>
-              <w:pStyle w:val="Compact"/>
-              <w:jc w:val="left"/>
-            </w:pPr>
-            <w:r>
-              <w:t xml:space="preserve">Tutorial, five worked projects. What this simulator can and cannot do.</w:t>
-            </w:r>
-          </w:p>
-        </w:tc>
-      </w:tr>
-    </w:tbl>
-    <w:p>
-      <w:pPr>
-        <w:pStyle w:val="BodyText"/>
-      </w:pPr>
-      <w:r>
-        <w:t xml:space="preserve">Below the pages there are always three tabs. Log is the child process's output as it arrives. Problems collects every error with the command that produced it. Monitor plots the training and held-out curves live while training runs.</w:t>
+        <w:t>The flow capability has a panel of its own rather than a box on the Train page: The flow field then The flow pipeline, in the sidebar, in both 2D and 3D mode. That is a deliberate change from the first attempt, which put it on the Train page as the velocity source beside A, B and C. A, B and C each change one training run and need nothing prepared. This one is a sequence of four stages against the same dataset, and a box beside the other three would let you start the last stage without the first three; the failure then arrives minutes later as a missing key inside an HDF5 file. The panel shows the sequence as a sequence: one set of shared boxes down the left, so every step reads the same file, and five steps down the right, each with its own state, its own command line, its own Run button and a tick box. Run the whole pipeline does the ticked ones in order and stops at the first failure. Step 2 is the one to run first: it trains on the flow the solver already stored, needs no flow model at all, and measures the ceiling a predicted field is chasing.</w:t>
+      </w:r>
+      <w:r/>
+      <w:r/>
+      <w:r/>
+      <w:r/>
+      <w:r/>
+      <w:r/>
+      <w:r/>
+      <w:r/>
+      <w:r/>
+      <w:r/>
+      <w:r/>
+      <w:r/>
+      <w:r/>
+      <w:r/>
+    </w:p>
+    <w:p>
+      <w:pPr>
+        <w:pStyle w:val="BodyText"/>
+      </w:pPr>
+      <w:r>
+        <w:t xml:space="preserve">Below the pages there are always three tabs. Log is the child process's</w:t>
+      </w:r>
+      <w:r>
+        <w:t xml:space="preserve"> </w:t>
+      </w:r>
+      <w:r>
+        <w:t xml:space="preserve">output as it arrives. Problems collects every error with the command</w:t>
+      </w:r>
+      <w:r>
+        <w:t xml:space="preserve"> </w:t>
+      </w:r>
+      <w:r>
+        <w:t xml:space="preserve">that produced it. Monitor plots the training and held-out curves live</w:t>
+      </w:r>
+      <w:r>
+        <w:t xml:space="preserve"> </w:t>
+      </w:r>
+      <w:r>
+        <w:t xml:space="preserve">while training runs.</w:t>
       </w:r>
     </w:p>
     <w:p>
@@ -652,23 +454,107 @@
         <w:pStyle w:val="BodyText"/>
       </w:pPr>
       <w:r>
-        <w:t xml:space="preserve">A Field is one input box: its label, its kind, the flag it becomes, and optionally the settings name it maps to. Turning a page into a command is the sum of every field's contribution, and the interesting cases are the ones that contribute nothing. An untouched settings box sends nothing at all, so the generator's own default stands rather than being overwritten with the same number. A chemicals table sends the chemical count first and then only the per-chemical values you actually changed.</w:t>
-      </w:r>
-    </w:p>
-    <w:p>
-      <w:pPr>
-        <w:pStyle w:val="BodyText"/>
-      </w:pPr>
-      <w:r>
-        <w:t xml:space="preserve">An Action bundles a title, a script, its fields and the explanation boxes. ActionPage draws it, and its Run does three things before launching: it validates every field and refuses with a list of what needs attention rather than a traceback, it redirects the output through the never-overwrite rule, and it creates the folder.</w:t>
-      </w:r>
-    </w:p>
-    <w:p>
-      <w:pPr>
-        <w:pStyle w:val="BodyText"/>
-      </w:pPr>
-      <w:r>
-        <w:t xml:space="preserve">The Viewer is the part you will use most after a run, and it is a general HDF5 browser rather than a fixed set of plots. The left half is a tree of everything in the file: every group, every array, every label, and the four input tables. The right half draws whatever is selected, and what</w:t>
+        <w:t xml:space="preserve">A Field is one input box: its label, its kind, the flag it becomes, and</w:t>
+      </w:r>
+      <w:r>
+        <w:t xml:space="preserve"> </w:t>
+      </w:r>
+      <w:r>
+        <w:t xml:space="preserve">optionally the settings name it maps to. Turning a page into a command</w:t>
+      </w:r>
+      <w:r>
+        <w:t xml:space="preserve"> </w:t>
+      </w:r>
+      <w:r>
+        <w:t xml:space="preserve">is the sum of every field's contribution, and the interesting cases are</w:t>
+      </w:r>
+      <w:r>
+        <w:t xml:space="preserve"> </w:t>
+      </w:r>
+      <w:r>
+        <w:t xml:space="preserve">the ones that contribute nothing. An untouched settings box sends</w:t>
+      </w:r>
+      <w:r>
+        <w:t xml:space="preserve"> </w:t>
+      </w:r>
+      <w:r>
+        <w:t xml:space="preserve">nothing at all, so the generator's own default stands rather than being</w:t>
+      </w:r>
+      <w:r>
+        <w:t xml:space="preserve"> </w:t>
+      </w:r>
+      <w:r>
+        <w:t xml:space="preserve">overwritten with the same number. A chemicals table sends the chemical</w:t>
+      </w:r>
+      <w:r>
+        <w:t xml:space="preserve"> </w:t>
+      </w:r>
+      <w:r>
+        <w:t xml:space="preserve">count first and then only the per-chemical values you actually changed.</w:t>
+      </w:r>
+    </w:p>
+    <w:p>
+      <w:pPr>
+        <w:pStyle w:val="BodyText"/>
+      </w:pPr>
+      <w:r>
+        <w:t xml:space="preserve">An Action bundles a title, a script, its fields and the explanation</w:t>
+      </w:r>
+      <w:r>
+        <w:t xml:space="preserve"> </w:t>
+      </w:r>
+      <w:r>
+        <w:t xml:space="preserve">boxes. ActionPage draws it, and its Run does three things before</w:t>
+      </w:r>
+      <w:r>
+        <w:t xml:space="preserve"> </w:t>
+      </w:r>
+      <w:r>
+        <w:t xml:space="preserve">launching: it validates every field and refuses with a list of what</w:t>
+      </w:r>
+      <w:r>
+        <w:t xml:space="preserve"> </w:t>
+      </w:r>
+      <w:r>
+        <w:t xml:space="preserve">needs attention rather than a traceback, it redirects the output through</w:t>
+      </w:r>
+      <w:r>
+        <w:t xml:space="preserve"> </w:t>
+      </w:r>
+      <w:r>
+        <w:t xml:space="preserve">the never-overwrite rule, and it creates the folder.</w:t>
+      </w:r>
+    </w:p>
+    <w:p>
+      <w:pPr>
+        <w:pStyle w:val="BodyText"/>
+      </w:pPr>
+      <w:r>
+        <w:t xml:space="preserve">The Viewer is the part you will use most after a run, and it is a</w:t>
+      </w:r>
+      <w:r>
+        <w:t xml:space="preserve"> </w:t>
+      </w:r>
+      <w:r>
+        <w:t xml:space="preserve">general HDF5 browser rather than a fixed set of plots. The left half is</w:t>
+      </w:r>
+      <w:r>
+        <w:t xml:space="preserve"> </w:t>
+      </w:r>
+      <w:r>
+        <w:t xml:space="preserve">a tree of everything in the file: every group, every array, every label,</w:t>
+      </w:r>
+      <w:r>
+        <w:t xml:space="preserve"> </w:t>
+      </w:r>
+      <w:r>
+        <w:t xml:space="preserve">and the four input tables. The right half draws whatever is selected,</w:t>
+      </w:r>
+      <w:r>
+        <w:t xml:space="preserve"> </w:t>
+      </w:r>
+      <w:r>
+        <w:t xml:space="preserve">and what</w:t>
       </w:r>
       <w:r>
         <w:t xml:space="preserve"> </w:t>
@@ -686,23 +572,155 @@
         <w:t xml:space="preserve"> </w:t>
       </w:r>
       <w:r>
-        <w:t xml:space="preserve">means follows what the thing is. An array with a grid in it becomes a picture, with pickers for which two axes are on screen and a slider for each axis that is not. A compound dataset becomes the table it is, with a run picker above it. A short list becomes its numbers with the columns named.</w:t>
-      </w:r>
-    </w:p>
-    <w:p>
-      <w:pPr>
-        <w:pStyle w:val="BodyText"/>
-      </w:pPr>
-      <w:r>
-        <w:t xml:space="preserve">Two details are worth knowing. The axis that selects a field is named rather than numbered: it reads the species and reactions labels out of the file, so the picker says species 2 P and reaction 0 R_Bio_growth, not an index on its own. And concentrations and rates are stored divided by a scale, so the colour bar says so and gives the number to multiply by rather than letting a normalised value be read as a physical one.</w:t>
-      </w:r>
-    </w:p>
-    <w:p>
-      <w:pPr>
-        <w:pStyle w:val="BodyText"/>
-      </w:pPr>
-      <w:r>
-        <w:t xml:space="preserve">For a three-dimensional field there are four ways of looking. Plane is one slice and is the one to measure against. Cloud composites the volume from near to far at low opacity, so a front inside the rock is visible from outside. Solid treats the object as its own outer surface, which is what you want for a pore structure. Surface draws where the field crosses one value, with a slider that sweeps it through the volume. An outside-only rendering of a field shows the skin of the pore space and at typical porosity that skin is noise, which is why Cloud and Surface exist.</w:t>
+        <w:t xml:space="preserve">means follows what the thing is. An array with a grid</w:t>
+      </w:r>
+      <w:r>
+        <w:t xml:space="preserve"> </w:t>
+      </w:r>
+      <w:r>
+        <w:t xml:space="preserve">in it becomes a picture, with pickers for which two axes are on screen</w:t>
+      </w:r>
+      <w:r>
+        <w:t xml:space="preserve"> </w:t>
+      </w:r>
+      <w:r>
+        <w:t xml:space="preserve">and a slider for each axis that is not. A compound dataset becomes the</w:t>
+      </w:r>
+      <w:r>
+        <w:t xml:space="preserve"> </w:t>
+      </w:r>
+      <w:r>
+        <w:t xml:space="preserve">table it is, with a run picker above it. A short list becomes its</w:t>
+      </w:r>
+      <w:r>
+        <w:t xml:space="preserve"> </w:t>
+      </w:r>
+      <w:r>
+        <w:t xml:space="preserve">numbers with the columns named.</w:t>
+      </w:r>
+    </w:p>
+    <w:p>
+      <w:pPr>
+        <w:pStyle w:val="BodyText"/>
+      </w:pPr>
+      <w:r>
+        <w:t>FlowPipelinePage is the only panel besides the Viewer that is not an ActionPage, and it builds no command of its own. Each of its five steps is one of the ordinary Action objects from the catalogue, with the shared boxes written into its fields, and the command shown is the one that Action produces. That is what makes it trustworthy rather than a second implementation to keep in step: test_gui_commands.py already checks those actions against the real argument parsers, so it is checking the panel too without knowing the panel exists. The step that has to be told something the panel knows and the user does not is step 4, which is given write back whether or not it is ticked on its own page, because a pipeline that does not store its predicted field fails at step 5 on a key that was never written.</w:t>
+      </w:r>
+      <w:r/>
+      <w:r/>
+      <w:r/>
+      <w:r/>
+      <w:r/>
+      <w:r/>
+      <w:r/>
+      <w:r/>
+      <w:r/>
+      <w:r/>
+      <w:r/>
+      <w:r/>
+      <w:r/>
+      <w:r/>
+      <w:r/>
+      <w:r/>
+      <w:r/>
+      <w:r/>
+      <w:r/>
+      <w:r/>
+      <w:r/>
+      <w:r/>
+    </w:p>
+    <w:p>
+      <w:pPr>
+        <w:pStyle w:val="BodyText"/>
+      </w:pPr>
+      <w:r>
+        <w:t xml:space="preserve">Two details are worth knowing. The axis that selects a field is named</w:t>
+      </w:r>
+      <w:r>
+        <w:t xml:space="preserve"> </w:t>
+      </w:r>
+      <w:r>
+        <w:t xml:space="preserve">rather than numbered: it reads the species and reactions labels out of</w:t>
+      </w:r>
+      <w:r>
+        <w:t xml:space="preserve"> </w:t>
+      </w:r>
+      <w:r>
+        <w:t xml:space="preserve">the file, so the picker says species 2 P and reaction 0 R_Bio_growth,</w:t>
+      </w:r>
+      <w:r>
+        <w:t xml:space="preserve"> </w:t>
+      </w:r>
+      <w:r>
+        <w:t xml:space="preserve">not an index on its own. And concentrations and rates are stored divided</w:t>
+      </w:r>
+      <w:r>
+        <w:t xml:space="preserve"> </w:t>
+      </w:r>
+      <w:r>
+        <w:t xml:space="preserve">by a scale, so the colour bar says so and gives the number to multiply</w:t>
+      </w:r>
+      <w:r>
+        <w:t xml:space="preserve"> </w:t>
+      </w:r>
+      <w:r>
+        <w:t xml:space="preserve">by rather than letting a normalised value be read as a physical one.</w:t>
+      </w:r>
+    </w:p>
+    <w:p>
+      <w:pPr>
+        <w:pStyle w:val="BodyText"/>
+      </w:pPr>
+      <w:r>
+        <w:t xml:space="preserve">For a three-dimensional field there are four ways of looking. Plane is</w:t>
+      </w:r>
+      <w:r>
+        <w:t xml:space="preserve"> </w:t>
+      </w:r>
+      <w:r>
+        <w:t xml:space="preserve">one slice and is the one to measure against. Cloud composites the volume</w:t>
+      </w:r>
+      <w:r>
+        <w:t xml:space="preserve"> </w:t>
+      </w:r>
+      <w:r>
+        <w:t xml:space="preserve">from near to far at low opacity, so a front inside the rock is visible</w:t>
+      </w:r>
+      <w:r>
+        <w:t xml:space="preserve"> </w:t>
+      </w:r>
+      <w:r>
+        <w:t xml:space="preserve">from outside. Solid treats the object as its own outer surface, which is</w:t>
+      </w:r>
+      <w:r>
+        <w:t xml:space="preserve"> </w:t>
+      </w:r>
+      <w:r>
+        <w:t xml:space="preserve">what you want for a pore structure. Surface draws where the field</w:t>
+      </w:r>
+      <w:r>
+        <w:t xml:space="preserve"> </w:t>
+      </w:r>
+      <w:r>
+        <w:t xml:space="preserve">crosses one value, with a slider that sweeps it through the volume. An</w:t>
+      </w:r>
+      <w:r>
+        <w:t xml:space="preserve"> </w:t>
+      </w:r>
+      <w:r>
+        <w:t xml:space="preserve">outside-only rendering of a field shows the skin of the pore space and</w:t>
+      </w:r>
+      <w:r>
+        <w:t xml:space="preserve"> </w:t>
+      </w:r>
+      <w:r>
+        <w:t xml:space="preserve">at typical porosity that skin is noise, which is why Cloud and Surface</w:t>
+      </w:r>
+      <w:r>
+        <w:t xml:space="preserve"> </w:t>
+      </w:r>
+      <w:r>
+        <w:t xml:space="preserve">exist.</w:t>
       </w:r>
     </w:p>
     <w:p>
@@ -740,7 +758,31 @@
         <w:t xml:space="preserve"> </w:t>
       </w:r>
       <w:r>
-        <w:t xml:space="preserve">The window writes almost nothing itself: a small settings file in your home directory holding the chosen Python path, whatever you save from the log or the viewer, and the output folders it creates just before launching a child. Everything else on disk is written by the script it called.</w:t>
+        <w:t xml:space="preserve">The window writes almost nothing itself: a small</w:t>
+      </w:r>
+      <w:r>
+        <w:t xml:space="preserve"> </w:t>
+      </w:r>
+      <w:r>
+        <w:t xml:space="preserve">settings file in your home directory holding the chosen Python path,</w:t>
+      </w:r>
+      <w:r>
+        <w:t xml:space="preserve"> </w:t>
+      </w:r>
+      <w:r>
+        <w:t xml:space="preserve">whatever you save from the log or the viewer, and the output folders it</w:t>
+      </w:r>
+      <w:r>
+        <w:t xml:space="preserve"> </w:t>
+      </w:r>
+      <w:r>
+        <w:t xml:space="preserve">creates just before launching a child. Everything else on disk is</w:t>
+      </w:r>
+      <w:r>
+        <w:t xml:space="preserve"> </w:t>
+      </w:r>
+      <w:r>
+        <w:t xml:space="preserve">written by the script it called.</w:t>
       </w:r>
     </w:p>
     <w:p>
@@ -758,23 +800,71 @@
         <w:t xml:space="preserve"> </w:t>
       </w:r>
       <w:r>
-        <w:t xml:space="preserve">NOTHING IS EVER WRITTEN ON TOP OF AN EARLIER RESULT. Run the same page twice and the second goes to work/2D_new_2 rather than back into work/2D_new. For a file it is the FOLDER that gets renumbered while the filename stays the same, which is worth knowing when you go looking for the second run.</w:t>
-      </w:r>
-    </w:p>
-    <w:p>
-      <w:pPr>
-        <w:pStyle w:val="BodyText"/>
-      </w:pPr>
-      <w:r>
-        <w:t xml:space="preserve">The window runs child scripts with the project's own virtual environment, not the interpreter running the window. That is deliberate, and it is also why packages installed by hand often land somewhere the scripts will not look. Use the install page, which uses the same interpreter as the scripts.</w:t>
-      </w:r>
-    </w:p>
-    <w:p>
-      <w:pPr>
-        <w:pStyle w:val="BodyText"/>
-      </w:pPr>
-      <w:r>
-        <w:t xml:space="preserve">(6066 lines.)</w:t>
+        <w:t xml:space="preserve">NOTHING IS EVER WRITTEN ON TOP OF AN EARLIER RESULT.</w:t>
+      </w:r>
+      <w:r>
+        <w:t xml:space="preserve"> </w:t>
+      </w:r>
+      <w:r>
+        <w:t xml:space="preserve">Run the same page twice and the second goes to work/2D_new_2 rather than</w:t>
+      </w:r>
+      <w:r>
+        <w:t xml:space="preserve"> </w:t>
+      </w:r>
+      <w:r>
+        <w:t xml:space="preserve">back into work/2D_new. For a file it is the FOLDER that gets renumbered</w:t>
+      </w:r>
+      <w:r>
+        <w:t xml:space="preserve"> </w:t>
+      </w:r>
+      <w:r>
+        <w:t xml:space="preserve">while the filename stays the same, which is worth knowing when you go</w:t>
+      </w:r>
+      <w:r>
+        <w:t xml:space="preserve"> </w:t>
+      </w:r>
+      <w:r>
+        <w:t xml:space="preserve">looking for the second run.</w:t>
+      </w:r>
+    </w:p>
+    <w:p>
+      <w:pPr>
+        <w:pStyle w:val="BodyText"/>
+      </w:pPr>
+      <w:r>
+        <w:t xml:space="preserve">The window runs child scripts with the project's own virtual</w:t>
+      </w:r>
+      <w:r>
+        <w:t xml:space="preserve"> </w:t>
+      </w:r>
+      <w:r>
+        <w:t xml:space="preserve">environment, not the interpreter running the window. That is deliberate,</w:t>
+      </w:r>
+      <w:r>
+        <w:t xml:space="preserve"> </w:t>
+      </w:r>
+      <w:r>
+        <w:t xml:space="preserve">and it is also why packages installed by hand often land somewhere the</w:t>
+      </w:r>
+      <w:r>
+        <w:t xml:space="preserve"> </w:t>
+      </w:r>
+      <w:r>
+        <w:t xml:space="preserve">scripts will not look. Use the install page, which uses the same</w:t>
+      </w:r>
+      <w:r>
+        <w:t xml:space="preserve"> </w:t>
+      </w:r>
+      <w:r>
+        <w:t xml:space="preserve">interpreter as the scripts.</w:t>
+      </w:r>
+    </w:p>
+    <w:p>
+      <w:pPr>
+        <w:pStyle w:val="BodyText"/>
+      </w:pPr>
+      <w:r>
+        <w:t>(6904 lines.)</w:t>
       </w:r>
     </w:p>
     <w:p>
@@ -802,7 +892,31 @@
         <w:pStyle w:val="BodyText"/>
       </w:pPr>
       <w:r>
-        <w:t xml:space="preserve">It installs into the interpreter that is running it, and always shells out through that same interpreter rather than through a pip shim, so there is no way for the packages to land beside the scripts instead of under them. It reports what is already present first and does nothing if everything is.</w:t>
+        <w:t xml:space="preserve">It installs into the interpreter that is running it, and always shells</w:t>
+      </w:r>
+      <w:r>
+        <w:t xml:space="preserve"> </w:t>
+      </w:r>
+      <w:r>
+        <w:t xml:space="preserve">out through that same interpreter rather than through a pip shim, so</w:t>
+      </w:r>
+      <w:r>
+        <w:t xml:space="preserve"> </w:t>
+      </w:r>
+      <w:r>
+        <w:t xml:space="preserve">there is no way for the packages to land beside the scripts instead of</w:t>
+      </w:r>
+      <w:r>
+        <w:t xml:space="preserve"> </w:t>
+      </w:r>
+      <w:r>
+        <w:t xml:space="preserve">under them. It reports what is already present first and does nothing if</w:t>
+      </w:r>
+      <w:r>
+        <w:t xml:space="preserve"> </w:t>
+      </w:r>
+      <w:r>
+        <w:t xml:space="preserve">everything is.</w:t>
       </w:r>
     </w:p>
     <w:p>
@@ -848,7 +962,13 @@
         <w:t xml:space="preserve"> </w:t>
       </w:r>
       <w:r>
-        <w:t xml:space="preserve">Nothing of its own. The CPU build of torch is roughly 200 MB.</w:t>
+        <w:t xml:space="preserve">Nothing of its own. The CPU build of torch is</w:t>
+      </w:r>
+      <w:r>
+        <w:t xml:space="preserve"> </w:t>
+      </w:r>
+      <w:r>
+        <w:t xml:space="preserve">roughly 200 MB.</w:t>
       </w:r>
     </w:p>
     <w:p>
@@ -866,7 +986,31 @@
         <w:t xml:space="preserve"> </w:t>
       </w:r>
       <w:r>
-        <w:t xml:space="preserve">scikit-fmm is listed as optional and mixing it in is worse than leaving it out. The datasets are always built with the neighbour-relaxation distance solver, so using scikit-fmm at prediction time would give the model one distance scale in training and a 17% smaller one at prediction.</w:t>
+        <w:t xml:space="preserve">scikit-fmm is listed as optional and mixing it in is</w:t>
+      </w:r>
+      <w:r>
+        <w:t xml:space="preserve"> </w:t>
+      </w:r>
+      <w:r>
+        <w:t xml:space="preserve">worse than leaving it out. The datasets are always built with the</w:t>
+      </w:r>
+      <w:r>
+        <w:t xml:space="preserve"> </w:t>
+      </w:r>
+      <w:r>
+        <w:t xml:space="preserve">neighbour-relaxation distance solver, so using scikit-fmm at prediction</w:t>
+      </w:r>
+      <w:r>
+        <w:t xml:space="preserve"> </w:t>
+      </w:r>
+      <w:r>
+        <w:t xml:space="preserve">time would give the model one distance scale in training and a 17%</w:t>
+      </w:r>
+      <w:r>
+        <w:t xml:space="preserve"> </w:t>
+      </w:r>
+      <w:r>
+        <w:t xml:space="preserve">smaller one at prediction.</w:t>
       </w:r>
     </w:p>
     <w:p>
@@ -902,15 +1046,51 @@
         <w:pStyle w:val="BodyText"/>
       </w:pPr>
       <w:r>
-        <w:t xml:space="preserve">It imports the window headlessly, behind a fake Tk, fills every required field with a plausible value, expands every combination of gating choices and subcommands, and hands each resulting command line to the receiving script's own parser. A rejection is a failure. It also compares how many values each box sends against how many the flag takes.</w:t>
-      </w:r>
-    </w:p>
-    <w:p>
-      <w:pPr>
-        <w:pStyle w:val="BodyText"/>
-      </w:pPr>
-      <w:r>
-        <w:t xml:space="preserve">It checks itself, too: it feeds the checker four commands it knows are bad and one it knows is good, and fails if the bad ones pass. A test that always passes is worse than no test.</w:t>
+        <w:t xml:space="preserve">It imports the window headlessly, behind a fake Tk, fills every required</w:t>
+      </w:r>
+      <w:r>
+        <w:t xml:space="preserve"> </w:t>
+      </w:r>
+      <w:r>
+        <w:t xml:space="preserve">field with a plausible value, expands every combination of gating</w:t>
+      </w:r>
+      <w:r>
+        <w:t xml:space="preserve"> </w:t>
+      </w:r>
+      <w:r>
+        <w:t xml:space="preserve">choices and subcommands, and hands each resulting command line to the</w:t>
+      </w:r>
+      <w:r>
+        <w:t xml:space="preserve"> </w:t>
+      </w:r>
+      <w:r>
+        <w:t xml:space="preserve">receiving script's own parser. A rejection is a failure. It also</w:t>
+      </w:r>
+      <w:r>
+        <w:t xml:space="preserve"> </w:t>
+      </w:r>
+      <w:r>
+        <w:t xml:space="preserve">compares how many values each box sends against how many the flag takes.</w:t>
+      </w:r>
+    </w:p>
+    <w:p>
+      <w:pPr>
+        <w:pStyle w:val="BodyText"/>
+      </w:pPr>
+      <w:r>
+        <w:t xml:space="preserve">It checks itself, too: it feeds the checker four commands it knows are</w:t>
+      </w:r>
+      <w:r>
+        <w:t xml:space="preserve"> </w:t>
+      </w:r>
+      <w:r>
+        <w:t xml:space="preserve">bad and one it knows is good, and fails if the bad ones pass. A test</w:t>
+      </w:r>
+      <w:r>
+        <w:t xml:space="preserve"> </w:t>
+      </w:r>
+      <w:r>
+        <w:t xml:space="preserve">that always passes is worse than no test.</w:t>
       </w:r>
     </w:p>
     <w:p>
@@ -948,7 +1128,13 @@
         <w:t xml:space="preserve"> </w:t>
       </w:r>
       <w:r>
-        <w:t xml:space="preserve">Nothing on disk, and it deliberately executes nothing.</w:t>
+        <w:t xml:space="preserve">Nothing on disk, and it deliberately executes</w:t>
+      </w:r>
+      <w:r>
+        <w:t xml:space="preserve"> </w:t>
+      </w:r>
+      <w:r>
+        <w:t xml:space="preserve">nothing.</w:t>
       </w:r>
     </w:p>
     <w:p>
@@ -966,15 +1152,157 @@
         <w:t xml:space="preserve"> </w:t>
       </w:r>
       <w:r>
-        <w:t xml:space="preserve">A script with no argument parser is skipped rather than run, and that is load-bearing. Calling main() on such a script would RUN it, and the window's own catalogue contains a button pointing back at the project self-check. The first time that loop closed it spawned ten nested processes.</w:t>
-      </w:r>
-    </w:p>
-    <w:p>
-      <w:pPr>
-        <w:pStyle w:val="BodyText"/>
-      </w:pPr>
-      <w:r>
-        <w:t xml:space="preserve">(545 lines.)</w:t>
+        <w:t xml:space="preserve">A script with no argument parser is skipped rather</w:t>
+      </w:r>
+      <w:r>
+        <w:t xml:space="preserve"> </w:t>
+      </w:r>
+      <w:r>
+        <w:t xml:space="preserve">than run, and that is load-bearing. Calling main() on such a script</w:t>
+      </w:r>
+      <w:r>
+        <w:t xml:space="preserve"> </w:t>
+      </w:r>
+      <w:r>
+        <w:t xml:space="preserve">would RUN it, and the window's own catalogue contains a button pointing</w:t>
+      </w:r>
+      <w:r>
+        <w:t xml:space="preserve"> </w:t>
+      </w:r>
+      <w:r>
+        <w:t xml:space="preserve">back at the project self-check. The first time that loop closed it</w:t>
+      </w:r>
+      <w:r>
+        <w:t xml:space="preserve"> </w:t>
+      </w:r>
+      <w:r>
+        <w:t xml:space="preserve">spawned ten nested processes.</w:t>
+      </w:r>
+    </w:p>
+    <w:p>
+      <w:pPr>
+        <w:pStyle w:val="BodyText"/>
+      </w:pPr>
+      <w:r>
+        <w:t>(628 lines.)</w:t>
+      </w:r>
+    </w:p>
+    <w:p>
+      <w:pPr>
+        <w:pStyle w:val="BodyText"/>
+      </w:pPr>
+      <w:r>
+        <w:t>test_flow_panel.py</w:t>
+      </w:r>
+      <w:r/>
+      <w:r/>
+      <w:r/>
+      <w:r/>
+      <w:r/>
+      <w:r/>
+      <w:r/>
+      <w:r/>
+      <w:r/>
+      <w:r/>
+      <w:r/>
+      <w:r/>
+      <w:r/>
+      <w:r/>
+      <w:r/>
+      <w:r/>
+      <w:r/>
+      <w:r/>
+      <w:r/>
+      <w:r/>
+      <w:r/>
+      <w:r/>
+    </w:p>
+    <w:p>
+      <w:pPr>
+        <w:pStyle w:val="BodyText"/>
+      </w:pPr>
+      <w:r>
+        <w:rPr>
+          <w:iCs/>
+          <w:i/>
+        </w:rPr>
+        <w:t>The flow pipeline panel: its five steps, and whether they line up.</w:t>
+      </w:r>
+    </w:p>
+    <w:p>
+      <w:pPr>
+        <w:pStyle w:val="BodyText"/>
+      </w:pPr>
+      <w:r>
+        <w:t>The command test asks whether each button's command would parse. This asks the second question a sequence raises and argparse cannot see: five perfectly valid commands can still have step 4 writing to one place and step 5 reading from another. So this checks the wiring. Every step pointing at the same dataset. Step 4 told to write the field back. Step 5 reading the checkpoint step 3 writes. The two training runs landing in different folders, so they can be compared afterwards rather than one quietly replacing the other.</w:t>
+      </w:r>
+      <w:r/>
+      <w:r/>
+      <w:r/>
+      <w:r/>
+      <w:r/>
+      <w:r/>
+      <w:r/>
+      <w:r/>
+    </w:p>
+    <w:p>
+      <w:pPr>
+        <w:pStyle w:val="BodyText"/>
+      </w:pPr>
+      <w:r>
+        <w:t>It also fails a step on purpose and checks that the pipeline stops there rather than running the next one against a field that was never written. And it checks the removal: that there is no the velocity source box left on the Train page, that the flag still reaches train.py through the panel, and that switches A, B and C are exactly where they were.</w:t>
+      </w:r>
+      <w:r/>
+      <w:r/>
+      <w:r/>
+      <w:r/>
+      <w:r/>
+      <w:r/>
+      <w:r/>
+      <w:r/>
+    </w:p>
+    <w:p>
+      <w:pPr>
+        <w:pStyle w:val="BodyText"/>
+      </w:pPr>
+      <w:r>
+        <w:rPr>
+          <w:bCs/>
+          <w:b/>
+        </w:rPr>
+        <w:t>Run it like this.</w:t>
+      </w:r>
+    </w:p>
+    <w:p>
+      <w:pPr>
+        <w:pStyle w:val="BodyText"/>
+      </w:pPr>
+      <w:r>
+        <w:t>python gui/test_flow_panel.py</w:t>
+      </w:r>
+    </w:p>
+    <w:p>
+      <w:pPr>
+        <w:pStyle w:val="BodyText"/>
+      </w:pPr>
+      <w:r>
+        <w:rPr>
+          <w:bCs/>
+          <w:b/>
+        </w:rPr>
+        <w:t>What you get back. Nothing that survives. The window is replaced by a stand-in that records what it was asked to launch instead of launching it, so nothing is executed. The one thing written is an empty placeholder dataset in a temporary folder, removed again at the end: the panel refuses to start a step until the dataset box points at a file that exists, and without one every sequencing check would pass by doing nothing.</w:t>
+      </w:r>
+      <w:r/>
+      <w:r/>
+      <w:r/>
+      <w:r/>
+    </w:p>
+    <w:p>
+      <w:pPr>
+        <w:pStyle w:val="BodyText"/>
+      </w:pPr>
+      <w:r>
+        <w:t>(329 lines.)</w:t>
       </w:r>
     </w:p>
     <w:p>
@@ -1002,15 +1330,69 @@
         <w:pStyle w:val="BodyText"/>
       </w:pPr>
       <w:r>
-        <w:t xml:space="preserve">Where the command test checks what buttons send, this checks that the pages can be built at all, and then walks through the behaviours that have broken before: that the campaign page puts its subcommand first, that a grid box splits into two tokens and rejects one number, that the overrides box emits separate arguments rather than one packed token, that untouched settings boxes stay silent, that every chemicals default matches the settings layer field by field, that the reaction-mode gating shows and hides the right boxes, and that the never-overwrite rule counts up correctly.</w:t>
-      </w:r>
-    </w:p>
-    <w:p>
-      <w:pPr>
-        <w:pStyle w:val="BodyText"/>
-      </w:pPr>
-      <w:r>
-        <w:t xml:space="preserve">It also runs the real generators with --show-settings and asserts they promise nothing and write no file.</w:t>
+        <w:t xml:space="preserve">Where the command test checks what buttons send, this checks that the</w:t>
+      </w:r>
+      <w:r>
+        <w:t xml:space="preserve"> </w:t>
+      </w:r>
+      <w:r>
+        <w:t xml:space="preserve">pages can be built at all, and then walks through the behaviours that</w:t>
+      </w:r>
+      <w:r>
+        <w:t xml:space="preserve"> </w:t>
+      </w:r>
+      <w:r>
+        <w:t xml:space="preserve">have broken before: that the campaign page puts its subcommand first,</w:t>
+      </w:r>
+      <w:r>
+        <w:t xml:space="preserve"> </w:t>
+      </w:r>
+      <w:r>
+        <w:t xml:space="preserve">that a grid box splits into two tokens and rejects one number, that the</w:t>
+      </w:r>
+      <w:r>
+        <w:t xml:space="preserve"> </w:t>
+      </w:r>
+      <w:r>
+        <w:t xml:space="preserve">overrides box emits separate arguments rather than one packed token,</w:t>
+      </w:r>
+      <w:r>
+        <w:t xml:space="preserve"> </w:t>
+      </w:r>
+      <w:r>
+        <w:t xml:space="preserve">that untouched settings boxes stay silent, that every chemicals default</w:t>
+      </w:r>
+      <w:r>
+        <w:t xml:space="preserve"> </w:t>
+      </w:r>
+      <w:r>
+        <w:t xml:space="preserve">matches the settings layer field by field, that the reaction-mode gating</w:t>
+      </w:r>
+      <w:r>
+        <w:t xml:space="preserve"> </w:t>
+      </w:r>
+      <w:r>
+        <w:t xml:space="preserve">shows and hides the right boxes, and that the never-overwrite rule</w:t>
+      </w:r>
+      <w:r>
+        <w:t xml:space="preserve"> </w:t>
+      </w:r>
+      <w:r>
+        <w:t xml:space="preserve">counts up correctly.</w:t>
+      </w:r>
+    </w:p>
+    <w:p>
+      <w:pPr>
+        <w:pStyle w:val="BodyText"/>
+      </w:pPr>
+      <w:r>
+        <w:t xml:space="preserve">It also runs the real generators with --show-settings and asserts they</w:t>
+      </w:r>
+      <w:r>
+        <w:t xml:space="preserve"> </w:t>
+      </w:r>
+      <w:r>
+        <w:t xml:space="preserve">promise nothing and write no file.</w:t>
       </w:r>
     </w:p>
     <w:p>
@@ -1056,7 +1438,13 @@
         <w:t xml:space="preserve"> </w:t>
       </w:r>
       <w:r>
-        <w:t xml:space="preserve">Nothing intentionally. One of its assertions is precisely that a check-only run left no file behind.</w:t>
+        <w:t xml:space="preserve">Nothing intentionally. One of its assertions is</w:t>
+      </w:r>
+      <w:r>
+        <w:t xml:space="preserve"> </w:t>
+      </w:r>
+      <w:r>
+        <w:t xml:space="preserve">precisely that a check-only run left no file behind.</w:t>
       </w:r>
     </w:p>
     <w:p>
@@ -1074,7 +1462,25 @@
         <w:t xml:space="preserve"> </w:t>
       </w:r>
       <w:r>
-        <w:t xml:space="preserve">The last check is the one that earns its keep: it scrapes the window's own source to prove every action is reachable from at least one sidebar entry. It was added after two pages existed, both passed the command test, and neither appeared in the window.</w:t>
+        <w:t xml:space="preserve">The last check is the one that earns its keep: it</w:t>
+      </w:r>
+      <w:r>
+        <w:t xml:space="preserve"> </w:t>
+      </w:r>
+      <w:r>
+        <w:t xml:space="preserve">scrapes the window's own source to prove every action is reachable from</w:t>
+      </w:r>
+      <w:r>
+        <w:t xml:space="preserve"> </w:t>
+      </w:r>
+      <w:r>
+        <w:t xml:space="preserve">at least one sidebar entry. It was added after two pages existed, both</w:t>
+      </w:r>
+      <w:r>
+        <w:t xml:space="preserve"> </w:t>
+      </w:r>
+      <w:r>
+        <w:t xml:space="preserve">passed the command test, and neither appeared in the window.</w:t>
       </w:r>
     </w:p>
     <w:p>
@@ -1102,23 +1508,73 @@
           <w:iCs/>
           <w:i/>
         </w:rPr>
-        <w:t xml:space="preserve">The half of the porosity, Peclet and Damkohler boxes the other test does not reach.</w:t>
-      </w:r>
-    </w:p>
-    <w:p>
-      <w:pPr>
-        <w:pStyle w:val="BodyText"/>
-      </w:pPr>
-      <w:r>
-        <w:t xml:space="preserve">Each of those three boxes has two states, a range or a list of exact numbers, and the command test exercises every box once at its default, which is the range. This file flips each of them to exact numbers on every dataset build page that offers them and checks the generator still accepts the result.</w:t>
-      </w:r>
-    </w:p>
-    <w:p>
-      <w:pPr>
-        <w:pStyle w:val="BodyText"/>
-      </w:pPr>
-      <w:r>
-        <w:t xml:space="preserve">It also checks the thing an argument parser cannot see. Switching to exact numbers must REMOVE --phi-min and --phi-max from the command rather than sending both forms and letting one of them quietly win.</w:t>
+        <w:t xml:space="preserve">The half of the porosity, Peclet and Damkohler boxes the other test</w:t>
+      </w:r>
+      <w:r>
+        <w:rPr>
+          <w:iCs/>
+          <w:i/>
+        </w:rPr>
+        <w:t xml:space="preserve"> </w:t>
+      </w:r>
+      <w:r>
+        <w:rPr>
+          <w:iCs/>
+          <w:i/>
+        </w:rPr>
+        <w:t xml:space="preserve">does not reach.</w:t>
+      </w:r>
+    </w:p>
+    <w:p>
+      <w:pPr>
+        <w:pStyle w:val="BodyText"/>
+      </w:pPr>
+      <w:r>
+        <w:t xml:space="preserve">Each of those three boxes has two states, a range or a list of exact</w:t>
+      </w:r>
+      <w:r>
+        <w:t xml:space="preserve"> </w:t>
+      </w:r>
+      <w:r>
+        <w:t xml:space="preserve">numbers, and the command test exercises every box once at its default,</w:t>
+      </w:r>
+      <w:r>
+        <w:t xml:space="preserve"> </w:t>
+      </w:r>
+      <w:r>
+        <w:t xml:space="preserve">which is the range. This file flips each of them to exact numbers on</w:t>
+      </w:r>
+      <w:r>
+        <w:t xml:space="preserve"> </w:t>
+      </w:r>
+      <w:r>
+        <w:t xml:space="preserve">every dataset build page that offers them and checks the generator still</w:t>
+      </w:r>
+      <w:r>
+        <w:t xml:space="preserve"> </w:t>
+      </w:r>
+      <w:r>
+        <w:t xml:space="preserve">accepts the result.</w:t>
+      </w:r>
+    </w:p>
+    <w:p>
+      <w:pPr>
+        <w:pStyle w:val="BodyText"/>
+      </w:pPr>
+      <w:r>
+        <w:t xml:space="preserve">It also checks the thing an argument parser cannot see. Switching to</w:t>
+      </w:r>
+      <w:r>
+        <w:t xml:space="preserve"> </w:t>
+      </w:r>
+      <w:r>
+        <w:t xml:space="preserve">exact numbers must REMOVE --phi-min and --phi-max from the command</w:t>
+      </w:r>
+      <w:r>
+        <w:t xml:space="preserve"> </w:t>
+      </w:r>
+      <w:r>
+        <w:t xml:space="preserve">rather than sending both forms and letting one of them quietly win.</w:t>
       </w:r>
     </w:p>
     <w:p>
@@ -1156,7 +1612,13 @@
         <w:t xml:space="preserve"> </w:t>
       </w:r>
       <w:r>
-        <w:t xml:space="preserve">Nothing on disk. It builds no dataset and runs no generator.</w:t>
+        <w:t xml:space="preserve">Nothing on disk. It builds no dataset and runs no</w:t>
+      </w:r>
+      <w:r>
+        <w:t xml:space="preserve"> </w:t>
+      </w:r>
+      <w:r>
+        <w:t xml:space="preserve">generator.</w:t>
       </w:r>
     </w:p>
     <w:p>
@@ -1190,7 +1652,19 @@
         <w:t xml:space="preserve"> </w:t>
       </w:r>
       <w:r>
-        <w:t xml:space="preserve">Run python gui/install_requirements.py --check with the SAME interpreter the window uses. Tools then Where is everything lists every path.</w:t>
+        <w:t xml:space="preserve">Run python gui/install_requirements.py --check with the SAME</w:t>
+      </w:r>
+      <w:r>
+        <w:t xml:space="preserve"> </w:t>
+      </w:r>
+      <w:r>
+        <w:t xml:space="preserve">interpreter the window uses. Tools then Where is everything lists every</w:t>
+      </w:r>
+      <w:r>
+        <w:t xml:space="preserve"> </w:t>
+      </w:r>
+      <w:r>
+        <w:t xml:space="preserve">path.</w:t>
       </w:r>
     </w:p>
     <w:p>
@@ -1208,7 +1682,13 @@
         <w:t xml:space="preserve"> </w:t>
       </w:r>
       <w:r>
-        <w:t xml:space="preserve">If tkinter is missing the window cannot open at all; on Linux that is a system package rather than a pip one.</w:t>
+        <w:t xml:space="preserve">If tkinter is missing the window cannot open at all; on Linux</w:t>
+      </w:r>
+      <w:r>
+        <w:t xml:space="preserve"> </w:t>
+      </w:r>
+      <w:r>
+        <w:t xml:space="preserve">that is a system package rather than a pip one.</w:t>
       </w:r>
     </w:p>
     <w:p>
@@ -1226,7 +1706,13 @@
         <w:t xml:space="preserve"> </w:t>
       </w:r>
       <w:r>
-        <w:t xml:space="preserve">Run python check_everything.py. It is the fastest way to tell a broken installation from a broken idea.</w:t>
+        <w:t xml:space="preserve">Run python check_everything.py. It is the fastest way to tell a</w:t>
+      </w:r>
+      <w:r>
+        <w:t xml:space="preserve"> </w:t>
+      </w:r>
+      <w:r>
+        <w:t xml:space="preserve">broken installation from a broken idea.</w:t>
       </w:r>
     </w:p>
     <w:sectPr/>
